--- a/documentação controle de certame/USXXX - Controle de Certame - Situacao e Historico do Certame.docx
+++ b/documentação controle de certame/USXXX - Controle de Certame - Situacao e Historico do Certame.docx
@@ -319,6 +319,210 @@
           </w:p>
         </w:tc>
       </w:tr>
+      <w:tr>
+        <w:tc>
+          <w:tcPr>
+            <w:tcW w:type="pct" w:w="12%"/>
+            <w:tcMar>
+              <w:top w:type="dxa" w:w="60"/>
+              <w:left w:type="dxa" w:w="80"/>
+              <w:bottom w:type="dxa" w:w="60"/>
+              <w:right w:type="dxa" w:w="80"/>
+            </w:tcMar>
+          </w:tcPr>
+          <w:tcPr>
+            <w:tcW w:type="dxa" w:w="100"/>
+          </w:tcPr>
+          <w:p>
+            <w:r>
+              <w:rPr>
+                <w:b w:val="false"/>
+                <w:bCs w:val="false"/>
+                <w:sz w:val="20"/>
+                <w:szCs w:val="20"/>
+              </w:rPr>
+              <w:t>01/09/2026</w:t>
+            </w:r>
+          </w:p>
+        </w:tc>
+        <w:tc>
+          <w:tcPr>
+            <w:tcW w:type="pct" w:w="10%"/>
+            <w:tcMar>
+              <w:top w:type="dxa" w:w="60"/>
+              <w:left w:type="dxa" w:w="80"/>
+              <w:bottom w:type="dxa" w:w="60"/>
+              <w:right w:type="dxa" w:w="80"/>
+            </w:tcMar>
+          </w:tcPr>
+          <w:tcPr>
+            <w:tcW w:type="dxa" w:w="100"/>
+          </w:tcPr>
+          <w:p>
+            <w:r>
+              <w:rPr>
+                <w:b w:val="false"/>
+                <w:bCs w:val="false"/>
+                <w:sz w:val="20"/>
+                <w:szCs w:val="20"/>
+              </w:rPr>
+              <w:t>1.2</w:t>
+            </w:r>
+          </w:p>
+        </w:tc>
+        <w:tc>
+          <w:tcPr>
+            <w:tcW w:type="pct" w:w="58%"/>
+            <w:tcMar>
+              <w:top w:type="dxa" w:w="60"/>
+              <w:left w:type="dxa" w:w="80"/>
+              <w:bottom w:type="dxa" w:w="60"/>
+              <w:right w:type="dxa" w:w="80"/>
+            </w:tcMar>
+          </w:tcPr>
+          <w:tcPr>
+            <w:tcW w:type="dxa" w:w="100"/>
+          </w:tcPr>
+          <w:p>
+            <w:r>
+              <w:rPr>
+                <w:b w:val="false"/>
+                <w:bCs w:val="false"/>
+                <w:sz w:val="20"/>
+                <w:szCs w:val="20"/>
+              </w:rPr>
+              <w:t>Guardas de transição detalhadas por situação: RN004 revisada para cobrir Homologação Parcial, nova RN008 (guarda de Retificação da Homologação Parcial), CA04 revisada, nova CA08, e tabela-resumo “Quando usar / Bloqueio” por situação.</w:t>
+            </w:r>
+          </w:p>
+        </w:tc>
+        <w:tc>
+          <w:tcPr>
+            <w:tcW w:type="pct" w:w="20%"/>
+            <w:tcMar>
+              <w:top w:type="dxa" w:w="60"/>
+              <w:left w:type="dxa" w:w="80"/>
+              <w:bottom w:type="dxa" w:w="60"/>
+              <w:right w:type="dxa" w:w="80"/>
+            </w:tcMar>
+          </w:tcPr>
+          <w:tcPr>
+            <w:tcW w:type="dxa" w:w="100"/>
+          </w:tcPr>
+          <w:p>
+            <w:r>
+              <w:rPr>
+                <w:b w:val="false"/>
+                <w:bCs w:val="false"/>
+                <w:sz w:val="20"/>
+                <w:szCs w:val="20"/>
+              </w:rPr>
+              <w:t>Carlos Mattos</w:t>
+            </w:r>
+          </w:p>
+        </w:tc>
+      </w:tr>
+      <w:tr>
+        <w:tc>
+          <w:tcPr>
+            <w:tcW w:type="pct" w:w="12%"/>
+            <w:tcMar>
+              <w:top w:type="dxa" w:w="60"/>
+              <w:left w:type="dxa" w:w="80"/>
+              <w:bottom w:type="dxa" w:w="60"/>
+              <w:right w:type="dxa" w:w="80"/>
+            </w:tcMar>
+          </w:tcPr>
+          <w:tcPr>
+            <w:tcW w:type="dxa" w:w="100"/>
+          </w:tcPr>
+          <w:p>
+            <w:r>
+              <w:rPr>
+                <w:b w:val="false"/>
+                <w:bCs w:val="false"/>
+                <w:sz w:val="20"/>
+                <w:szCs w:val="20"/>
+              </w:rPr>
+              <w:t>01/09/2026</w:t>
+            </w:r>
+          </w:p>
+        </w:tc>
+        <w:tc>
+          <w:tcPr>
+            <w:tcW w:type="pct" w:w="10%"/>
+            <w:tcMar>
+              <w:top w:type="dxa" w:w="60"/>
+              <w:left w:type="dxa" w:w="80"/>
+              <w:bottom w:type="dxa" w:w="60"/>
+              <w:right w:type="dxa" w:w="80"/>
+            </w:tcMar>
+          </w:tcPr>
+          <w:tcPr>
+            <w:tcW w:type="dxa" w:w="100"/>
+          </w:tcPr>
+          <w:p>
+            <w:r>
+              <w:rPr>
+                <w:b w:val="false"/>
+                <w:bCs w:val="false"/>
+                <w:sz w:val="20"/>
+                <w:szCs w:val="20"/>
+              </w:rPr>
+              <w:t>1.3</w:t>
+            </w:r>
+          </w:p>
+        </w:tc>
+        <w:tc>
+          <w:tcPr>
+            <w:tcW w:type="pct" w:w="58%"/>
+            <w:tcMar>
+              <w:top w:type="dxa" w:w="60"/>
+              <w:left w:type="dxa" w:w="80"/>
+              <w:bottom w:type="dxa" w:w="60"/>
+              <w:right w:type="dxa" w:w="80"/>
+            </w:tcMar>
+          </w:tcPr>
+          <w:tcPr>
+            <w:tcW w:type="dxa" w:w="100"/>
+          </w:tcPr>
+          <w:p>
+            <w:r>
+              <w:rPr>
+                <w:b w:val="false"/>
+                <w:bCs w:val="false"/>
+                <w:sz w:val="20"/>
+                <w:szCs w:val="20"/>
+              </w:rPr>
+              <w:t>Prorrogação da Validade deixa de ser “sem guarda”: nova RN009 (exige Homologação/Homologação Parcial vigente) e CA09, confirmadas com o PO com base na finalidade legal da prorrogação (estender a vigência para novas nomeações sem novo concurso).</w:t>
+            </w:r>
+          </w:p>
+        </w:tc>
+        <w:tc>
+          <w:tcPr>
+            <w:tcW w:type="pct" w:w="20%"/>
+            <w:tcMar>
+              <w:top w:type="dxa" w:w="60"/>
+              <w:left w:type="dxa" w:w="80"/>
+              <w:bottom w:type="dxa" w:w="60"/>
+              <w:right w:type="dxa" w:w="80"/>
+            </w:tcMar>
+          </w:tcPr>
+          <w:tcPr>
+            <w:tcW w:type="dxa" w:w="100"/>
+          </w:tcPr>
+          <w:p>
+            <w:r>
+              <w:rPr>
+                <w:b w:val="false"/>
+                <w:bCs w:val="false"/>
+                <w:sz w:val="20"/>
+                <w:szCs w:val="20"/>
+              </w:rPr>
+              <w:t>Carlos Mattos</w:t>
+            </w:r>
+          </w:p>
+        </w:tc>
+      </w:tr>
     </w:tbl>
     <w:p>
       <w:pPr>
@@ -613,7 +817,7 @@
           <w:sz w:val="22"/>
           <w:szCs w:val="22"/>
         </w:rPr>
-        <w:t xml:space="preserve">Dado que já existe uma Homologação no histórico sem Cancelamento/Anulação posterior, quando o usuário tenta registrar uma nova Homologação, então o sistema bloqueia (RN004).</w:t>
+        <w:t>Dado que já existe uma Homologação ou Homologação Parcial no histórico sem Cancelamento/Anulação posterior, quando o usuário tenta registrar uma nova Homologação ou Homologação Parcial, então o sistema bloqueia (RN004).</w:t>
       </w:r>
     </w:p>
     <w:p>
@@ -645,7 +849,7 @@
           <w:sz w:val="22"/>
           <w:szCs w:val="22"/>
         </w:rPr>
-        <w:t xml:space="preserve">Dado que o certame não possui nenhum registro de Homologado no histórico, quando o usuário tenta registrar Retificação da Homologação, então o sistema bloqueia (RN005).</w:t>
+        <w:t>Dado que o certame não possui nenhum registro de Homologação (completa) no histórico, quando o usuário tenta registrar Retificação da Homologação, então o sistema bloqueia (RN005).</w:t>
       </w:r>
     </w:p>
     <w:p>
@@ -710,6 +914,70 @@
           <w:szCs w:val="22"/>
         </w:rPr>
         <w:t xml:space="preserve">Dado que o usuário anexa um documento de apoio em formato ou tamanho não permitido, quando o upload é confirmado, então o sistema bloqueia com "Documento inválido: formato aceito .pdf, com até 10MB."</w:t>
+      </w:r>
+    </w:p>
+    <w:p>
+      <w:pPr>
+        <w:spacing w:after="120"/>
+      </w:pPr>
+      <w:r>
+        <w:rPr>
+          <w:b/>
+          <w:bCs/>
+          <w:i w:val="false"/>
+          <w:iCs w:val="false"/>
+          <w:sz w:val="22"/>
+          <w:szCs w:val="22"/>
+        </w:rPr>
+        <w:t>CA08 – Guarda de Retificação de Homologação Parcial</w:t>
+      </w:r>
+    </w:p>
+    <w:p>
+      <w:pPr>
+        <w:spacing w:after="120"/>
+      </w:pPr>
+      <w:r>
+        <w:rPr>
+          <w:b w:val="false"/>
+          <w:bCs w:val="false"/>
+          <w:i w:val="false"/>
+          <w:iCs w:val="false"/>
+          <w:sz w:val="22"/>
+          <w:szCs w:val="22"/>
+        </w:rPr>
+        <w:t>Dado que o certame não possui nenhum registro de Homologação Parcial no histórico, quando o usuário tenta registrar Retificação da Homologação Parcial, então o sistema bloqueia (RN008).</w:t>
+      </w:r>
+    </w:p>
+    <w:p>
+      <w:pPr>
+        <w:spacing w:after="120"/>
+      </w:pPr>
+      <w:r>
+        <w:rPr>
+          <w:b/>
+          <w:bCs/>
+          <w:i w:val="false"/>
+          <w:iCs w:val="false"/>
+          <w:sz w:val="22"/>
+          <w:szCs w:val="22"/>
+        </w:rPr>
+        <w:t>CA09 – Guarda de Prorrogação da Validade</w:t>
+      </w:r>
+    </w:p>
+    <w:p>
+      <w:pPr>
+        <w:spacing w:after="120"/>
+      </w:pPr>
+      <w:r>
+        <w:rPr>
+          <w:b w:val="false"/>
+          <w:bCs w:val="false"/>
+          <w:i w:val="false"/>
+          <w:iCs w:val="false"/>
+          <w:sz w:val="22"/>
+          <w:szCs w:val="22"/>
+        </w:rPr>
+        <w:t>Dado que o certame não possui uma Homologação ou Homologação Parcial vigente (sem Cancelamento/Anulação posterior) no histórico, quando o usuário tenta registrar Prorrogação da Validade, então o sistema bloqueia (RN009).</w:t>
       </w:r>
     </w:p>
     <w:p>
@@ -1852,7 +2120,7 @@
                 <w:sz w:val="20"/>
                 <w:szCs w:val="20"/>
               </w:rPr>
-              <w:t xml:space="preserve">"Já existe uma Homologação registrada para este certame sem Cancelamento/Anulação posterior (RN-24b)."</w:t>
+              <w:t>"Já existe uma Homologação ou Homologação Parcial registrada para este certame sem Cancelamento/Anulação posterior (RN004)."</w:t>
             </w:r>
           </w:p>
         </w:tc>
@@ -1899,6 +2167,98 @@
                 <w:szCs w:val="20"/>
               </w:rPr>
               <w:t xml:space="preserve">"Não é possível registrar Retificação de Homologação sem um registro de Homologado anterior no histórico (RN-24c)."</w:t>
+            </w:r>
+          </w:p>
+        </w:tc>
+      </w:tr>
+      <w:tr>
+        <w:tc>
+          <w:tcPr>
+            <w:tcW w:type="pct" w:w="30%"/>
+            <w:tcMar>
+              <w:top w:type="dxa" w:w="60"/>
+              <w:left w:type="dxa" w:w="80"/>
+              <w:bottom w:type="dxa" w:w="60"/>
+              <w:right w:type="dxa" w:w="80"/>
+            </w:tcMar>
+          </w:tcPr>
+          <w:p>
+            <w:r>
+              <w:rPr>
+                <w:b w:val="false"/>
+                <w:bCs w:val="false"/>
+                <w:sz w:val="20"/>
+                <w:szCs w:val="20"/>
+              </w:rPr>
+              <w:t>Retificação de Homologação Parcial sem Homologação Parcial prévia</w:t>
+            </w:r>
+          </w:p>
+        </w:tc>
+        <w:tc>
+          <w:tcPr>
+            <w:tcW w:type="pct" w:w="70%"/>
+            <w:tcMar>
+              <w:top w:type="dxa" w:w="60"/>
+              <w:left w:type="dxa" w:w="80"/>
+              <w:bottom w:type="dxa" w:w="60"/>
+              <w:right w:type="dxa" w:w="80"/>
+            </w:tcMar>
+          </w:tcPr>
+          <w:p>
+            <w:r>
+              <w:rPr>
+                <w:b w:val="false"/>
+                <w:bCs w:val="false"/>
+                <w:sz w:val="20"/>
+                <w:szCs w:val="20"/>
+              </w:rPr>
+              <w:t>"Não é possível registrar Retificação da Homologação Parcial sem um registro de Homologação Parcial anterior no histórico (RN008)."</w:t>
+            </w:r>
+          </w:p>
+        </w:tc>
+      </w:tr>
+      <w:tr>
+        <w:tc>
+          <w:tcPr>
+            <w:tcW w:type="pct" w:w="30%"/>
+            <w:tcMar>
+              <w:top w:type="dxa" w:w="60"/>
+              <w:left w:type="dxa" w:w="80"/>
+              <w:bottom w:type="dxa" w:w="60"/>
+              <w:right w:type="dxa" w:w="80"/>
+            </w:tcMar>
+          </w:tcPr>
+          <w:p>
+            <w:r>
+              <w:rPr>
+                <w:b w:val="false"/>
+                <w:bCs w:val="false"/>
+                <w:sz w:val="20"/>
+                <w:szCs w:val="20"/>
+              </w:rPr>
+              <w:t>Prorrogação da Validade sem Homologação vigente</w:t>
+            </w:r>
+          </w:p>
+        </w:tc>
+        <w:tc>
+          <w:tcPr>
+            <w:tcW w:type="pct" w:w="70%"/>
+            <w:tcMar>
+              <w:top w:type="dxa" w:w="60"/>
+              <w:left w:type="dxa" w:w="80"/>
+              <w:bottom w:type="dxa" w:w="60"/>
+              <w:right w:type="dxa" w:w="80"/>
+            </w:tcMar>
+          </w:tcPr>
+          <w:p>
+            <w:r>
+              <w:rPr>
+                <w:b w:val="false"/>
+                <w:bCs w:val="false"/>
+                <w:sz w:val="20"/>
+                <w:szCs w:val="20"/>
+              </w:rPr>
+              <w:t>"Não é possível registrar Prorrogação da Validade: o certame ainda não possui uma Homologação ou Homologação Parcial vigente no histórico (RN009)."</w:t>
             </w:r>
           </w:p>
         </w:tc>
@@ -2396,7 +2756,7 @@
                 <w:sz w:val="20"/>
                 <w:szCs w:val="20"/>
               </w:rPr>
-              <w:t xml:space="preserve">Não é permitido registrar uma nova Homologação enquanto a última Homologação do histórico não tiver sido seguida de Cancelamento/Anulação.</w:t>
+              <w:t>Homologação e Homologação Parcial compartilham a mesma guarda de vigência: não é permitido registrar uma nova Homologação ou Homologação Parcial enquanto a última Homologação (completa ou parcial) do histórico não tiver sido seguida de Cancelamento/Anulação.</w:t>
             </w:r>
           </w:p>
         </w:tc>
@@ -2442,7 +2802,7 @@
                 <w:sz w:val="20"/>
                 <w:szCs w:val="20"/>
               </w:rPr>
-              <w:t xml:space="preserve">Só é possível registrar Retificação de Homologação se houver um registro de Homologado prévio no histórico.</w:t>
+              <w:t>Só é possível registrar Retificação de Homologação se houver um registro de Homologação (completa) prévio no histórico — uma Homologação Parcial prévia não é suficiente (ver RN008).</w:t>
             </w:r>
           </w:p>
         </w:tc>
@@ -2535,6 +2895,830 @@
                 <w:szCs w:val="20"/>
               </w:rPr>
               <w:t xml:space="preserve">Todo certame recém-criado é salvo automaticamente na situação "Abertura".</w:t>
+            </w:r>
+          </w:p>
+        </w:tc>
+      </w:tr>
+      <w:tr>
+        <w:tc>
+          <w:tcPr>
+            <w:tcW w:type="pct" w:w="12%"/>
+            <w:tcMar>
+              <w:top w:type="dxa" w:w="60"/>
+              <w:left w:type="dxa" w:w="80"/>
+              <w:bottom w:type="dxa" w:w="60"/>
+              <w:right w:type="dxa" w:w="80"/>
+            </w:tcMar>
+          </w:tcPr>
+          <w:p>
+            <w:r>
+              <w:rPr>
+                <w:b w:val="false"/>
+                <w:bCs w:val="false"/>
+                <w:sz w:val="20"/>
+                <w:szCs w:val="20"/>
+              </w:rPr>
+              <w:t>RN008</w:t>
+            </w:r>
+          </w:p>
+        </w:tc>
+        <w:tc>
+          <w:tcPr>
+            <w:tcW w:type="pct" w:w="88%"/>
+            <w:tcMar>
+              <w:top w:type="dxa" w:w="60"/>
+              <w:left w:type="dxa" w:w="80"/>
+              <w:bottom w:type="dxa" w:w="60"/>
+              <w:right w:type="dxa" w:w="80"/>
+            </w:tcMar>
+          </w:tcPr>
+          <w:p>
+            <w:r>
+              <w:rPr>
+                <w:b w:val="false"/>
+                <w:bCs w:val="false"/>
+                <w:sz w:val="20"/>
+                <w:szCs w:val="20"/>
+              </w:rPr>
+              <w:t>Só é possível registrar Retificação da Homologação Parcial se houver um registro de Homologação Parcial prévio no histórico — uma Homologação (completa) prévia não é suficiente (é a contrapartida da RN005 para a trilha parcial).</w:t>
+            </w:r>
+          </w:p>
+        </w:tc>
+      </w:tr>
+      <w:tr>
+        <w:tc>
+          <w:tcPr>
+            <w:tcW w:type="pct" w:w="12%"/>
+            <w:tcMar>
+              <w:top w:type="dxa" w:w="60"/>
+              <w:left w:type="dxa" w:w="80"/>
+              <w:bottom w:type="dxa" w:w="60"/>
+              <w:right w:type="dxa" w:w="80"/>
+            </w:tcMar>
+          </w:tcPr>
+          <w:p>
+            <w:r>
+              <w:rPr>
+                <w:b w:val="false"/>
+                <w:bCs w:val="false"/>
+                <w:sz w:val="20"/>
+                <w:szCs w:val="20"/>
+              </w:rPr>
+              <w:t>RN009</w:t>
+            </w:r>
+          </w:p>
+        </w:tc>
+        <w:tc>
+          <w:tcPr>
+            <w:tcW w:type="pct" w:w="88%"/>
+            <w:tcMar>
+              <w:top w:type="dxa" w:w="60"/>
+              <w:left w:type="dxa" w:w="80"/>
+              <w:bottom w:type="dxa" w:w="60"/>
+              <w:right w:type="dxa" w:w="80"/>
+            </w:tcMar>
+          </w:tcPr>
+          <w:p>
+            <w:r>
+              <w:rPr>
+                <w:b w:val="false"/>
+                <w:bCs w:val="false"/>
+                <w:sz w:val="20"/>
+                <w:szCs w:val="20"/>
+              </w:rPr>
+              <w:t>Só é possível registrar Prorrogação da Validade se houver uma Homologação ou Homologação Parcial vigente (sem Cancelamento/Anulação posterior) no histórico do certame — a prorrogação estende a vigência de uma seleção já homologada (permitindo novas nomeações sem novo concurso, respeitada a ordem de classificação do edital original); não faz sentido antes da homologação.</w:t>
+            </w:r>
+          </w:p>
+        </w:tc>
+      </w:tr>
+    </w:tbl>
+    <w:p>
+      <w:pPr>
+        <w:pStyle w:val="Heading3"/>
+        <w:spacing w:after="120" w:before="240"/>
+      </w:pPr>
+      <w:r>
+        <w:t>8.1 Guarda de transição por situação (resumo por tipo)</w:t>
+      </w:r>
+    </w:p>
+    <w:p>
+      <w:pPr>
+        <w:spacing w:after="120"/>
+      </w:pPr>
+      <w:r>
+        <w:rPr>
+          <w:b w:val="false"/>
+          <w:bCs w:val="false"/>
+          <w:i w:val="false"/>
+          <w:iCs w:val="false"/>
+          <w:sz w:val="22"/>
+          <w:szCs w:val="22"/>
+        </w:rPr>
+        <w:t>Consolida, para cada uma das 9 situações do certame, quando ela pode ser usada e qual guarda de transição bloqueia o registro (detalhamento das RN003 a RN008 e das premissas RN002/RN007/RN015).</w:t>
+      </w:r>
+    </w:p>
+    <w:tbl>
+      <w:tblPr>
+        <w:tblW w:type="pct" w:w="100%"/>
+        <w:tblBorders>
+          <w:top w:val="single" w:color="999999" w:sz="4"/>
+          <w:left w:val="single" w:color="999999" w:sz="4"/>
+          <w:bottom w:val="single" w:color="999999" w:sz="4"/>
+          <w:right w:val="single" w:color="999999" w:sz="4"/>
+          <w:insideH w:val="single" w:color="CCCCCC" w:sz="2"/>
+          <w:insideV w:val="single" w:color="CCCCCC" w:sz="2"/>
+        </w:tblBorders>
+      </w:tblPr>
+      <w:tblGrid>
+        <w:gridCol w:w="100"/>
+        <w:gridCol w:w="100"/>
+        <w:gridCol w:w="100"/>
+      </w:tblGrid>
+      <w:tr>
+        <w:trPr>
+          <w:tblHeader/>
+        </w:trPr>
+        <w:tc>
+          <w:tcPr>
+            <w:tcW w:type="pct" w:w="18%"/>
+            <w:shd w:fill="1F4E79" w:color="auto" w:val="clear"/>
+            <w:tcMar>
+              <w:top w:type="dxa" w:w="60"/>
+              <w:left w:type="dxa" w:w="80"/>
+              <w:bottom w:type="dxa" w:w="60"/>
+              <w:right w:type="dxa" w:w="80"/>
+            </w:tcMar>
+          </w:tcPr>
+          <w:p>
+            <w:r>
+              <w:rPr>
+                <w:b/>
+                <w:bCs/>
+                <w:color w:val="FFFFFF"/>
+                <w:sz w:val="20"/>
+                <w:szCs w:val="20"/>
+              </w:rPr>
+              <w:t xml:space="preserve">Situação</w:t>
+            </w:r>
+          </w:p>
+        </w:tc>
+        <w:tc>
+          <w:tcPr>
+            <w:tcW w:type="pct" w:w="41%"/>
+            <w:shd w:fill="1F4E79" w:color="auto" w:val="clear"/>
+            <w:tcMar>
+              <w:top w:type="dxa" w:w="60"/>
+              <w:left w:type="dxa" w:w="80"/>
+              <w:bottom w:type="dxa" w:w="60"/>
+              <w:right w:type="dxa" w:w="80"/>
+            </w:tcMar>
+          </w:tcPr>
+          <w:p>
+            <w:r>
+              <w:rPr>
+                <w:b/>
+                <w:bCs/>
+                <w:color w:val="FFFFFF"/>
+                <w:sz w:val="20"/>
+                <w:szCs w:val="20"/>
+              </w:rPr>
+              <w:t xml:space="preserve">Quando usar (permitido)</w:t>
+            </w:r>
+          </w:p>
+        </w:tc>
+        <w:tc>
+          <w:tcPr>
+            <w:tcW w:type="pct" w:w="41%"/>
+            <w:shd w:fill="1F4E79" w:color="auto" w:val="clear"/>
+            <w:tcMar>
+              <w:top w:type="dxa" w:w="60"/>
+              <w:left w:type="dxa" w:w="80"/>
+              <w:bottom w:type="dxa" w:w="60"/>
+              <w:right w:type="dxa" w:w="80"/>
+            </w:tcMar>
+          </w:tcPr>
+          <w:p>
+            <w:r>
+              <w:rPr>
+                <w:b/>
+                <w:bCs/>
+                <w:color w:val="FFFFFF"/>
+                <w:sz w:val="20"/>
+                <w:szCs w:val="20"/>
+              </w:rPr>
+              <w:t xml:space="preserve">Bloqueio / guarda</w:t>
+            </w:r>
+          </w:p>
+        </w:tc>
+      </w:tr>
+      <w:tr>
+        <w:tc>
+          <w:tcPr>
+            <w:tcW w:type="pct" w:w="18%"/>
+            <w:tcMar>
+              <w:top w:type="dxa" w:w="60"/>
+              <w:left w:type="dxa" w:w="80"/>
+              <w:bottom w:type="dxa" w:w="60"/>
+              <w:right w:type="dxa" w:w="80"/>
+            </w:tcMar>
+          </w:tcPr>
+          <w:p>
+            <w:r>
+              <w:rPr>
+                <w:b w:val="false"/>
+                <w:bCs w:val="false"/>
+                <w:sz w:val="20"/>
+                <w:szCs w:val="20"/>
+              </w:rPr>
+              <w:t xml:space="preserve">Abertura</w:t>
+            </w:r>
+          </w:p>
+        </w:tc>
+        <w:tc>
+          <w:tcPr>
+            <w:tcW w:type="pct" w:w="41%"/>
+            <w:tcMar>
+              <w:top w:type="dxa" w:w="60"/>
+              <w:left w:type="dxa" w:w="80"/>
+              <w:bottom w:type="dxa" w:w="60"/>
+              <w:right w:type="dxa" w:w="80"/>
+            </w:tcMar>
+          </w:tcPr>
+          <w:p>
+            <w:r>
+              <w:rPr>
+                <w:b w:val="false"/>
+                <w:bCs w:val="false"/>
+                <w:sz w:val="20"/>
+                <w:szCs w:val="20"/>
+              </w:rPr>
+              <w:t xml:space="preserve">Nunca é selecionada manualmente: todo certame nasce automaticamente nesta situação ao ser salvo (RN007).</w:t>
+            </w:r>
+          </w:p>
+        </w:tc>
+        <w:tc>
+          <w:tcPr>
+            <w:tcW w:type="pct" w:w="41%"/>
+            <w:tcMar>
+              <w:top w:type="dxa" w:w="60"/>
+              <w:left w:type="dxa" w:w="80"/>
+              <w:bottom w:type="dxa" w:w="60"/>
+              <w:right w:type="dxa" w:w="80"/>
+            </w:tcMar>
+          </w:tcPr>
+          <w:p>
+            <w:r>
+              <w:rPr>
+                <w:b w:val="false"/>
+                <w:bCs w:val="false"/>
+                <w:sz w:val="20"/>
+                <w:szCs w:val="20"/>
+              </w:rPr>
+              <w:t xml:space="preserve">Não aparece no dropdown “Nova situação” e não pode ser registrada pelo usuário (RN015).</w:t>
+            </w:r>
+          </w:p>
+        </w:tc>
+      </w:tr>
+      <w:tr>
+        <w:tc>
+          <w:tcPr>
+            <w:tcW w:type="pct" w:w="18%"/>
+            <w:tcMar>
+              <w:top w:type="dxa" w:w="60"/>
+              <w:left w:type="dxa" w:w="80"/>
+              <w:bottom w:type="dxa" w:w="60"/>
+              <w:right w:type="dxa" w:w="80"/>
+            </w:tcMar>
+          </w:tcPr>
+          <w:p>
+            <w:r>
+              <w:rPr>
+                <w:b w:val="false"/>
+                <w:bCs w:val="false"/>
+                <w:sz w:val="20"/>
+                <w:szCs w:val="20"/>
+              </w:rPr>
+              <w:t xml:space="preserve">Retificação de Edital</w:t>
+            </w:r>
+          </w:p>
+        </w:tc>
+        <w:tc>
+          <w:tcPr>
+            <w:tcW w:type="pct" w:w="41%"/>
+            <w:tcMar>
+              <w:top w:type="dxa" w:w="60"/>
+              <w:left w:type="dxa" w:w="80"/>
+              <w:bottom w:type="dxa" w:w="60"/>
+              <w:right w:type="dxa" w:w="80"/>
+            </w:tcMar>
+          </w:tcPr>
+          <w:p>
+            <w:r>
+              <w:rPr>
+                <w:b w:val="false"/>
+                <w:bCs w:val="false"/>
+                <w:sz w:val="20"/>
+                <w:szCs w:val="20"/>
+              </w:rPr>
+              <w:t xml:space="preserve">Para registrar um termo aditivo ao edital já publicado. Pode ser usada quantas vezes forem necessárias.</w:t>
+            </w:r>
+          </w:p>
+        </w:tc>
+        <w:tc>
+          <w:tcPr>
+            <w:tcW w:type="pct" w:w="41%"/>
+            <w:tcMar>
+              <w:top w:type="dxa" w:w="60"/>
+              <w:left w:type="dxa" w:w="80"/>
+              <w:bottom w:type="dxa" w:w="60"/>
+              <w:right w:type="dxa" w:w="80"/>
+            </w:tcMar>
+          </w:tcPr>
+          <w:p>
+            <w:r>
+              <w:rPr>
+                <w:b w:val="false"/>
+                <w:bCs w:val="false"/>
+                <w:sz w:val="20"/>
+                <w:szCs w:val="20"/>
+              </w:rPr>
+              <w:t xml:space="preserve">Exige um registro de Abertura no histórico do certame (RN003).</w:t>
+            </w:r>
+          </w:p>
+        </w:tc>
+      </w:tr>
+      <w:tr>
+        <w:tc>
+          <w:tcPr>
+            <w:tcW w:type="pct" w:w="18%"/>
+            <w:tcMar>
+              <w:top w:type="dxa" w:w="60"/>
+              <w:left w:type="dxa" w:w="80"/>
+              <w:bottom w:type="dxa" w:w="60"/>
+              <w:right w:type="dxa" w:w="80"/>
+            </w:tcMar>
+          </w:tcPr>
+          <w:p>
+            <w:r>
+              <w:rPr>
+                <w:b w:val="false"/>
+                <w:bCs w:val="false"/>
+                <w:sz w:val="20"/>
+                <w:szCs w:val="20"/>
+              </w:rPr>
+              <w:t xml:space="preserve">Homologação</w:t>
+            </w:r>
+          </w:p>
+        </w:tc>
+        <w:tc>
+          <w:tcPr>
+            <w:tcW w:type="pct" w:w="41%"/>
+            <w:tcMar>
+              <w:top w:type="dxa" w:w="60"/>
+              <w:left w:type="dxa" w:w="80"/>
+              <w:bottom w:type="dxa" w:w="60"/>
+              <w:right w:type="dxa" w:w="80"/>
+            </w:tcMar>
+          </w:tcPr>
+          <w:p>
+            <w:r>
+              <w:rPr>
+                <w:b w:val="false"/>
+                <w:bCs w:val="false"/>
+                <w:sz w:val="20"/>
+                <w:szCs w:val="20"/>
+              </w:rPr>
+              <w:t xml:space="preserve">Para registrar a homologação completa do certame — o marco que define o prazo final de envio ao TCE-MT (RN002).</w:t>
+            </w:r>
+          </w:p>
+        </w:tc>
+        <w:tc>
+          <w:tcPr>
+            <w:tcW w:type="pct" w:w="41%"/>
+            <w:tcMar>
+              <w:top w:type="dxa" w:w="60"/>
+              <w:left w:type="dxa" w:w="80"/>
+              <w:bottom w:type="dxa" w:w="60"/>
+              <w:right w:type="dxa" w:w="80"/>
+            </w:tcMar>
+          </w:tcPr>
+          <w:p>
+            <w:r>
+              <w:rPr>
+                <w:b w:val="false"/>
+                <w:bCs w:val="false"/>
+                <w:sz w:val="20"/>
+                <w:szCs w:val="20"/>
+              </w:rPr>
+              <w:t xml:space="preserve">Bloqueada se já existir uma Homologação ou Homologação Parcial vigente (sem Cancelamento/Anulação posterior) no histórico (RN004).</w:t>
+            </w:r>
+          </w:p>
+        </w:tc>
+      </w:tr>
+      <w:tr>
+        <w:tc>
+          <w:tcPr>
+            <w:tcW w:type="pct" w:w="18%"/>
+            <w:tcMar>
+              <w:top w:type="dxa" w:w="60"/>
+              <w:left w:type="dxa" w:w="80"/>
+              <w:bottom w:type="dxa" w:w="60"/>
+              <w:right w:type="dxa" w:w="80"/>
+            </w:tcMar>
+          </w:tcPr>
+          <w:p>
+            <w:r>
+              <w:rPr>
+                <w:b w:val="false"/>
+                <w:bCs w:val="false"/>
+                <w:sz w:val="20"/>
+                <w:szCs w:val="20"/>
+              </w:rPr>
+              <w:t xml:space="preserve">Retificação de Homologação</w:t>
+            </w:r>
+          </w:p>
+        </w:tc>
+        <w:tc>
+          <w:tcPr>
+            <w:tcW w:type="pct" w:w="41%"/>
+            <w:tcMar>
+              <w:top w:type="dxa" w:w="60"/>
+              <w:left w:type="dxa" w:w="80"/>
+              <w:bottom w:type="dxa" w:w="60"/>
+              <w:right w:type="dxa" w:w="80"/>
+            </w:tcMar>
+          </w:tcPr>
+          <w:p>
+            <w:r>
+              <w:rPr>
+                <w:b w:val="false"/>
+                <w:bCs w:val="false"/>
+                <w:sz w:val="20"/>
+                <w:szCs w:val="20"/>
+              </w:rPr>
+              <w:t xml:space="preserve">Para corrigir ou complementar uma Homologação já registrada; os documentos anexados aqui não apagam os da homologação original (RN012).</w:t>
+            </w:r>
+          </w:p>
+        </w:tc>
+        <w:tc>
+          <w:tcPr>
+            <w:tcW w:type="pct" w:w="41%"/>
+            <w:tcMar>
+              <w:top w:type="dxa" w:w="60"/>
+              <w:left w:type="dxa" w:w="80"/>
+              <w:bottom w:type="dxa" w:w="60"/>
+              <w:right w:type="dxa" w:w="80"/>
+            </w:tcMar>
+          </w:tcPr>
+          <w:p>
+            <w:r>
+              <w:rPr>
+                <w:b w:val="false"/>
+                <w:bCs w:val="false"/>
+                <w:sz w:val="20"/>
+                <w:szCs w:val="20"/>
+              </w:rPr>
+              <w:t xml:space="preserve">Exige um registro prévio de Homologação (completa) no histórico — uma Homologação Parcial prévia não é suficiente (RN005).</w:t>
+            </w:r>
+          </w:p>
+        </w:tc>
+      </w:tr>
+      <w:tr>
+        <w:tc>
+          <w:tcPr>
+            <w:tcW w:type="pct" w:w="18%"/>
+            <w:tcMar>
+              <w:top w:type="dxa" w:w="60"/>
+              <w:left w:type="dxa" w:w="80"/>
+              <w:bottom w:type="dxa" w:w="60"/>
+              <w:right w:type="dxa" w:w="80"/>
+            </w:tcMar>
+          </w:tcPr>
+          <w:p>
+            <w:r>
+              <w:rPr>
+                <w:b w:val="false"/>
+                <w:bCs w:val="false"/>
+                <w:sz w:val="20"/>
+                <w:szCs w:val="20"/>
+              </w:rPr>
+              <w:t xml:space="preserve">Homologação Parcial</w:t>
+            </w:r>
+          </w:p>
+        </w:tc>
+        <w:tc>
+          <w:tcPr>
+            <w:tcW w:type="pct" w:w="41%"/>
+            <w:tcMar>
+              <w:top w:type="dxa" w:w="60"/>
+              <w:left w:type="dxa" w:w="80"/>
+              <w:bottom w:type="dxa" w:w="60"/>
+              <w:right w:type="dxa" w:w="80"/>
+            </w:tcMar>
+          </w:tcPr>
+          <w:p>
+            <w:r>
+              <w:rPr>
+                <w:b w:val="false"/>
+                <w:bCs w:val="false"/>
+                <w:sz w:val="20"/>
+                <w:szCs w:val="20"/>
+              </w:rPr>
+              <w:t xml:space="preserve">Para registrar a homologação de parte dos candidatos/cargos do certame.</w:t>
+            </w:r>
+          </w:p>
+        </w:tc>
+        <w:tc>
+          <w:tcPr>
+            <w:tcW w:type="pct" w:w="41%"/>
+            <w:tcMar>
+              <w:top w:type="dxa" w:w="60"/>
+              <w:left w:type="dxa" w:w="80"/>
+              <w:bottom w:type="dxa" w:w="60"/>
+              <w:right w:type="dxa" w:w="80"/>
+            </w:tcMar>
+          </w:tcPr>
+          <w:p>
+            <w:r>
+              <w:rPr>
+                <w:b w:val="false"/>
+                <w:bCs w:val="false"/>
+                <w:sz w:val="20"/>
+                <w:szCs w:val="20"/>
+              </w:rPr>
+              <w:t xml:space="preserve">Mesma guarda de vigência da Homologação completa: bloqueada se já existir Homologação ou Homologação Parcial vigente sem Cancelamento/Anulação posterior (RN004).</w:t>
+            </w:r>
+          </w:p>
+        </w:tc>
+      </w:tr>
+      <w:tr>
+        <w:tc>
+          <w:tcPr>
+            <w:tcW w:type="pct" w:w="18%"/>
+            <w:tcMar>
+              <w:top w:type="dxa" w:w="60"/>
+              <w:left w:type="dxa" w:w="80"/>
+              <w:bottom w:type="dxa" w:w="60"/>
+              <w:right w:type="dxa" w:w="80"/>
+            </w:tcMar>
+          </w:tcPr>
+          <w:p>
+            <w:r>
+              <w:rPr>
+                <w:b w:val="false"/>
+                <w:bCs w:val="false"/>
+                <w:sz w:val="20"/>
+                <w:szCs w:val="20"/>
+              </w:rPr>
+              <w:t xml:space="preserve">Retificação da Homologação Parcial</w:t>
+            </w:r>
+          </w:p>
+        </w:tc>
+        <w:tc>
+          <w:tcPr>
+            <w:tcW w:type="pct" w:w="41%"/>
+            <w:tcMar>
+              <w:top w:type="dxa" w:w="60"/>
+              <w:left w:type="dxa" w:w="80"/>
+              <w:bottom w:type="dxa" w:w="60"/>
+              <w:right w:type="dxa" w:w="80"/>
+            </w:tcMar>
+          </w:tcPr>
+          <w:p>
+            <w:r>
+              <w:rPr>
+                <w:b w:val="false"/>
+                <w:bCs w:val="false"/>
+                <w:sz w:val="20"/>
+                <w:szCs w:val="20"/>
+              </w:rPr>
+              <w:t xml:space="preserve">Para corrigir ou complementar uma Homologação Parcial já registrada.</w:t>
+            </w:r>
+          </w:p>
+        </w:tc>
+        <w:tc>
+          <w:tcPr>
+            <w:tcW w:type="pct" w:w="41%"/>
+            <w:tcMar>
+              <w:top w:type="dxa" w:w="60"/>
+              <w:left w:type="dxa" w:w="80"/>
+              <w:bottom w:type="dxa" w:w="60"/>
+              <w:right w:type="dxa" w:w="80"/>
+            </w:tcMar>
+          </w:tcPr>
+          <w:p>
+            <w:r>
+              <w:rPr>
+                <w:b w:val="false"/>
+                <w:bCs w:val="false"/>
+                <w:sz w:val="20"/>
+                <w:szCs w:val="20"/>
+              </w:rPr>
+              <w:t xml:space="preserve">Exige um registro prévio de Homologação Parcial no histórico — uma Homologação completa prévia não é suficiente (RN008).</w:t>
+            </w:r>
+          </w:p>
+        </w:tc>
+      </w:tr>
+      <w:tr>
+        <w:tc>
+          <w:tcPr>
+            <w:tcW w:type="pct" w:w="18%"/>
+            <w:tcMar>
+              <w:top w:type="dxa" w:w="60"/>
+              <w:left w:type="dxa" w:w="80"/>
+              <w:bottom w:type="dxa" w:w="60"/>
+              <w:right w:type="dxa" w:w="80"/>
+            </w:tcMar>
+          </w:tcPr>
+          <w:p>
+            <w:r>
+              <w:rPr>
+                <w:b w:val="false"/>
+                <w:bCs w:val="false"/>
+                <w:sz w:val="20"/>
+                <w:szCs w:val="20"/>
+              </w:rPr>
+              <w:t xml:space="preserve">Prorrogação da Validade</w:t>
+            </w:r>
+          </w:p>
+        </w:tc>
+        <w:tc>
+          <w:tcPr>
+            <w:tcW w:type="pct" w:w="41%"/>
+            <w:tcMar>
+              <w:top w:type="dxa" w:w="60"/>
+              <w:left w:type="dxa" w:w="80"/>
+              <w:bottom w:type="dxa" w:w="60"/>
+              <w:right w:type="dxa" w:w="80"/>
+            </w:tcMar>
+          </w:tcPr>
+          <w:p>
+            <w:r>
+              <w:rPr>
+                <w:b w:val="false"/>
+                <w:bCs w:val="false"/>
+                <w:sz w:val="20"/>
+                <w:szCs w:val="20"/>
+              </w:rPr>
+              <w:t>Para estender o prazo de vigência de uma seleção já homologada, permitindo novas nomeações conforme surgem vagas/necessidades, sem precisar de novo concurso — respeitada a ordem de classificação do edital original. É decisão discricionária da administração, não automática.</w:t>
+            </w:r>
+          </w:p>
+        </w:tc>
+        <w:tc>
+          <w:tcPr>
+            <w:tcW w:type="pct" w:w="41%"/>
+            <w:tcMar>
+              <w:top w:type="dxa" w:w="60"/>
+              <w:left w:type="dxa" w:w="80"/>
+              <w:bottom w:type="dxa" w:w="60"/>
+              <w:right w:type="dxa" w:w="80"/>
+            </w:tcMar>
+          </w:tcPr>
+          <w:p>
+            <w:r>
+              <w:rPr>
+                <w:b w:val="false"/>
+                <w:bCs w:val="false"/>
+                <w:sz w:val="20"/>
+                <w:szCs w:val="20"/>
+              </w:rPr>
+              <w:t>Exige uma Homologação ou Homologação Parcial vigente (sem Cancelamento/Anulação posterior) no histórico — só é possível prorrogar a vigência de uma seleção já homologada (RN009).</w:t>
+            </w:r>
+          </w:p>
+        </w:tc>
+      </w:tr>
+      <w:tr>
+        <w:tc>
+          <w:tcPr>
+            <w:tcW w:type="pct" w:w="18%"/>
+            <w:tcMar>
+              <w:top w:type="dxa" w:w="60"/>
+              <w:left w:type="dxa" w:w="80"/>
+              <w:bottom w:type="dxa" w:w="60"/>
+              <w:right w:type="dxa" w:w="80"/>
+            </w:tcMar>
+          </w:tcPr>
+          <w:p>
+            <w:r>
+              <w:rPr>
+                <w:b w:val="false"/>
+                <w:bCs w:val="false"/>
+                <w:sz w:val="20"/>
+                <w:szCs w:val="20"/>
+              </w:rPr>
+              <w:t xml:space="preserve">Cancelamento/Anulação</w:t>
+            </w:r>
+          </w:p>
+        </w:tc>
+        <w:tc>
+          <w:tcPr>
+            <w:tcW w:type="pct" w:w="41%"/>
+            <w:tcMar>
+              <w:top w:type="dxa" w:w="60"/>
+              <w:left w:type="dxa" w:w="80"/>
+              <w:bottom w:type="dxa" w:w="60"/>
+              <w:right w:type="dxa" w:w="80"/>
+            </w:tcMar>
+          </w:tcPr>
+          <w:p>
+            <w:r>
+              <w:rPr>
+                <w:b w:val="false"/>
+                <w:bCs w:val="false"/>
+                <w:sz w:val="20"/>
+                <w:szCs w:val="20"/>
+              </w:rPr>
+              <w:t xml:space="preserve">Para cancelar ou anular o certame, ou encerrar a vigência de uma Homologação/Homologação Parcial, a qualquer momento do processo.</w:t>
+            </w:r>
+          </w:p>
+        </w:tc>
+        <w:tc>
+          <w:tcPr>
+            <w:tcW w:type="pct" w:w="41%"/>
+            <w:tcMar>
+              <w:top w:type="dxa" w:w="60"/>
+              <w:left w:type="dxa" w:w="80"/>
+              <w:bottom w:type="dxa" w:w="60"/>
+              <w:right w:type="dxa" w:w="80"/>
+            </w:tcMar>
+          </w:tcPr>
+          <w:p>
+            <w:r>
+              <w:rPr>
+                <w:b w:val="false"/>
+                <w:bCs w:val="false"/>
+                <w:sz w:val="20"/>
+                <w:szCs w:val="20"/>
+              </w:rPr>
+              <w:t xml:space="preserve">Sem guarda de pré-requisito — pode ser registrada mesmo que o certame ainda esteja apenas em Abertura.</w:t>
+            </w:r>
+          </w:p>
+        </w:tc>
+      </w:tr>
+      <w:tr>
+        <w:tc>
+          <w:tcPr>
+            <w:tcW w:type="pct" w:w="18%"/>
+            <w:tcMar>
+              <w:top w:type="dxa" w:w="60"/>
+              <w:left w:type="dxa" w:w="80"/>
+              <w:bottom w:type="dxa" w:w="60"/>
+              <w:right w:type="dxa" w:w="80"/>
+            </w:tcMar>
+          </w:tcPr>
+          <w:p>
+            <w:r>
+              <w:rPr>
+                <w:b w:val="false"/>
+                <w:bCs w:val="false"/>
+                <w:sz w:val="20"/>
+                <w:szCs w:val="20"/>
+              </w:rPr>
+              <w:t xml:space="preserve">Paralisação</w:t>
+            </w:r>
+          </w:p>
+        </w:tc>
+        <w:tc>
+          <w:tcPr>
+            <w:tcW w:type="pct" w:w="41%"/>
+            <w:tcMar>
+              <w:top w:type="dxa" w:w="60"/>
+              <w:left w:type="dxa" w:w="80"/>
+              <w:bottom w:type="dxa" w:w="60"/>
+              <w:right w:type="dxa" w:w="80"/>
+            </w:tcMar>
+          </w:tcPr>
+          <w:p>
+            <w:r>
+              <w:rPr>
+                <w:b w:val="false"/>
+                <w:bCs w:val="false"/>
+                <w:sz w:val="20"/>
+                <w:szCs w:val="20"/>
+              </w:rPr>
+              <w:t xml:space="preserve">Para suspender temporariamente o andamento do certame.</w:t>
+            </w:r>
+          </w:p>
+        </w:tc>
+        <w:tc>
+          <w:tcPr>
+            <w:tcW w:type="pct" w:w="41%"/>
+            <w:tcMar>
+              <w:top w:type="dxa" w:w="60"/>
+              <w:left w:type="dxa" w:w="80"/>
+              <w:bottom w:type="dxa" w:w="60"/>
+              <w:right w:type="dxa" w:w="80"/>
+            </w:tcMar>
+          </w:tcPr>
+          <w:p>
+            <w:r>
+              <w:rPr>
+                <w:b w:val="false"/>
+                <w:bCs w:val="false"/>
+                <w:sz w:val="20"/>
+                <w:szCs w:val="20"/>
+              </w:rPr>
+              <w:t xml:space="preserve">Sem guarda de pré-requisito.</w:t>
             </w:r>
           </w:p>
         </w:tc>
